--- a/public/CV_FranCortes_Researcher.docx
+++ b/public/CV_FranCortes_Researcher.docx
@@ -362,7 +362,7 @@
         <w:rPr>
           <w:sz w:val="16"/>
         </w:rPr>
-        <w:t>Research on agentic red-teaming of LLMs, identifying vulnerabilities and evaluating model robustness, with Prof. Nic Lane's group; collaboration ongoing.</w:t>
+        <w:t>Research on agentic red-teaming of LLMs, identifying vulnerabilities and evaluating model robustness, with Prof. Nic Lane's group; collaboration ongoing. Contributed to the Flower federated learning framework: github.com/flwrlabs/flower/issues/6039</w:t>
       </w:r>
     </w:p>
     <w:tbl>
@@ -453,7 +453,7 @@
         <w:rPr>
           <w:sz w:val="16"/>
         </w:rPr>
-        <w:t>Opened an LLM red-teaming research line under Dr. Stefano Braghin; designed an agentic red-teaming framework and contributed the ContextualJailbreak strategy to IBM ARES; collaboration ongoing.</w:t>
+        <w:t>Opened an LLM red-teaming research line under Dr. Stefano Braghin; designed an agentic red-teaming framework and contributed the ContextualJailbreak strategy to IBM ARES; collaboration ongoing. github.com/IBM/ares/commit/c0e0b69f92a865cdf3d51b792835a511d028a6f5</w:t>
       </w:r>
     </w:p>
     <w:tbl>
